--- a/design/technical-design-note.docx
+++ b/design/technical-design-note.docx
@@ -7,18 +7,1226 @@
         <w:pStyle w:val="Normal"/>
         <w:bidi w:val="0"/>
         <w:jc w:val="center"/>
-        <w:rPr>
-          <w:b/>
-          <w:b/>
-          <w:bCs/>
-        </w:rPr>
-      </w:pPr>
-      <w:r>
-        <w:rPr>
-          <w:b/>
-          <w:bCs/>
-        </w:rPr>
-        <w:t>Latest Update: 26/07/2026</w:t>
+        <w:rPr/>
+      </w:pPr>
+      <w:r>
+        <w:rPr/>
+        <w:t>Database Schema</w:t>
+      </w:r>
+    </w:p>
+    <w:p>
+      <w:pPr>
+        <w:pStyle w:val="Normal"/>
+        <w:bidi w:val="0"/>
+        <w:jc w:val="left"/>
+        <w:rPr>
+          <w:b/>
+          <w:b/>
+          <w:bCs/>
+          <w:u w:val="single"/>
+        </w:rPr>
+      </w:pPr>
+      <w:r>
+        <w:rPr>
+          <w:b/>
+          <w:bCs/>
+          <w:u w:val="single"/>
+        </w:rPr>
+      </w:r>
+    </w:p>
+    <w:p>
+      <w:pPr>
+        <w:pStyle w:val="Normal"/>
+        <w:bidi w:val="0"/>
+        <w:jc w:val="left"/>
+        <w:rPr>
+          <w:b/>
+          <w:b/>
+          <w:bCs/>
+          <w:u w:val="single"/>
+        </w:rPr>
+      </w:pPr>
+      <w:r>
+        <w:rPr>
+          <w:b/>
+          <w:bCs/>
+          <w:u w:val="single"/>
+        </w:rPr>
+        <w:t>users</w:t>
+      </w:r>
+    </w:p>
+    <w:p>
+      <w:pPr>
+        <w:pStyle w:val="Normal"/>
+        <w:bidi w:val="0"/>
+        <w:jc w:val="left"/>
+        <w:rPr>
+          <w:b w:val="false"/>
+          <w:b w:val="false"/>
+          <w:bCs w:val="false"/>
+          <w:u w:val="none"/>
+        </w:rPr>
+      </w:pPr>
+      <w:r>
+        <w:rPr>
+          <w:b w:val="false"/>
+          <w:bCs w:val="false"/>
+          <w:u w:val="none"/>
+        </w:rPr>
+        <w:t>...</w:t>
+      </w:r>
+    </w:p>
+    <w:p>
+      <w:pPr>
+        <w:pStyle w:val="Normal"/>
+        <w:bidi w:val="0"/>
+        <w:jc w:val="left"/>
+        <w:rPr>
+          <w:b w:val="false"/>
+          <w:b w:val="false"/>
+          <w:bCs w:val="false"/>
+          <w:highlight w:val="none"/>
+          <w:u w:val="none"/>
+          <w:shd w:fill="FFFF00" w:val="clear"/>
+        </w:rPr>
+      </w:pPr>
+      <w:r>
+        <w:rPr>
+          <w:b w:val="false"/>
+          <w:bCs w:val="false"/>
+          <w:u w:val="none"/>
+          <w:shd w:fill="FFFF00" w:val="clear"/>
+        </w:rPr>
+        <w:t>group (string) null</w:t>
+      </w:r>
+    </w:p>
+    <w:p>
+      <w:pPr>
+        <w:pStyle w:val="Normal"/>
+        <w:bidi w:val="0"/>
+        <w:jc w:val="left"/>
+        <w:rPr>
+          <w:b w:val="false"/>
+          <w:b w:val="false"/>
+          <w:bCs w:val="false"/>
+          <w:u w:val="none"/>
+        </w:rPr>
+      </w:pPr>
+      <w:r>
+        <w:rPr>
+          <w:b w:val="false"/>
+          <w:bCs w:val="false"/>
+          <w:u w:val="none"/>
+        </w:rPr>
+        <w:t>...</w:t>
+      </w:r>
+    </w:p>
+    <w:p>
+      <w:pPr>
+        <w:pStyle w:val="Normal"/>
+        <w:bidi w:val="0"/>
+        <w:jc w:val="left"/>
+        <w:rPr>
+          <w:b w:val="false"/>
+          <w:b w:val="false"/>
+          <w:bCs w:val="false"/>
+          <w:u w:val="none"/>
+        </w:rPr>
+      </w:pPr>
+      <w:r>
+        <w:rPr>
+          <w:b w:val="false"/>
+          <w:bCs w:val="false"/>
+          <w:u w:val="none"/>
+        </w:rPr>
+      </w:r>
+    </w:p>
+    <w:p>
+      <w:pPr>
+        <w:pStyle w:val="Normal"/>
+        <w:bidi w:val="0"/>
+        <w:jc w:val="left"/>
+        <w:rPr>
+          <w:b/>
+          <w:b/>
+          <w:bCs/>
+          <w:u w:val="single"/>
+        </w:rPr>
+      </w:pPr>
+      <w:r>
+        <w:rPr>
+          <w:b/>
+          <w:bCs/>
+          <w:u w:val="single"/>
+        </w:rPr>
+        <w:t>T21_asset_categories</w:t>
+      </w:r>
+    </w:p>
+    <w:p>
+      <w:pPr>
+        <w:pStyle w:val="Normal"/>
+        <w:bidi w:val="0"/>
+        <w:jc w:val="left"/>
+        <w:rPr>
+          <w:b w:val="false"/>
+          <w:b w:val="false"/>
+          <w:bCs w:val="false"/>
+          <w:u w:val="none"/>
+        </w:rPr>
+      </w:pPr>
+      <w:r>
+        <w:rPr>
+          <w:b w:val="false"/>
+          <w:bCs w:val="false"/>
+          <w:u w:val="none"/>
+        </w:rPr>
+        <w:t>T21_id (ulid) PK</w:t>
+      </w:r>
+    </w:p>
+    <w:p>
+      <w:pPr>
+        <w:pStyle w:val="Normal"/>
+        <w:bidi w:val="0"/>
+        <w:jc w:val="left"/>
+        <w:rPr>
+          <w:b w:val="false"/>
+          <w:b w:val="false"/>
+          <w:bCs w:val="false"/>
+          <w:highlight w:val="none"/>
+          <w:u w:val="none"/>
+          <w:shd w:fill="FFFF00" w:val="clear"/>
+        </w:rPr>
+      </w:pPr>
+      <w:r>
+        <w:rPr>
+          <w:b w:val="false"/>
+          <w:bCs w:val="false"/>
+          <w:u w:val="none"/>
+          <w:shd w:fill="FFFF00" w:val="clear"/>
+        </w:rPr>
+        <w:t>T21_name (string)</w:t>
+      </w:r>
+    </w:p>
+    <w:p>
+      <w:pPr>
+        <w:pStyle w:val="Normal"/>
+        <w:bidi w:val="0"/>
+        <w:jc w:val="left"/>
+        <w:rPr>
+          <w:highlight w:val="none"/>
+          <w:shd w:fill="auto" w:val="clear"/>
+        </w:rPr>
+      </w:pPr>
+      <w:r>
+        <w:rPr>
+          <w:shd w:fill="auto" w:val="clear"/>
+        </w:rPr>
+        <w:t>T21_created_at (timestamp) current</w:t>
+      </w:r>
+    </w:p>
+    <w:p>
+      <w:pPr>
+        <w:pStyle w:val="Normal"/>
+        <w:bidi w:val="0"/>
+        <w:jc w:val="left"/>
+        <w:rPr>
+          <w:highlight w:val="none"/>
+          <w:shd w:fill="auto" w:val="clear"/>
+        </w:rPr>
+      </w:pPr>
+      <w:r>
+        <w:rPr>
+          <w:shd w:fill="auto" w:val="clear"/>
+        </w:rPr>
+        <w:t>T21_updated_at (timestamp) current currentOnUpdate</w:t>
+      </w:r>
+    </w:p>
+    <w:p>
+      <w:pPr>
+        <w:pStyle w:val="Normal"/>
+        <w:bidi w:val="0"/>
+        <w:jc w:val="left"/>
+        <w:rPr>
+          <w:b w:val="false"/>
+          <w:b w:val="false"/>
+          <w:bCs w:val="false"/>
+          <w:u w:val="none"/>
+        </w:rPr>
+      </w:pPr>
+      <w:r>
+        <w:rPr>
+          <w:b w:val="false"/>
+          <w:bCs w:val="false"/>
+          <w:u w:val="none"/>
+        </w:rPr>
+      </w:r>
+    </w:p>
+    <w:p>
+      <w:pPr>
+        <w:pStyle w:val="Normal"/>
+        <w:bidi w:val="0"/>
+        <w:jc w:val="left"/>
+        <w:rPr>
+          <w:b/>
+          <w:b/>
+          <w:bCs/>
+          <w:u w:val="single"/>
+        </w:rPr>
+      </w:pPr>
+      <w:r>
+        <w:rPr>
+          <w:b/>
+          <w:bCs/>
+          <w:u w:val="single"/>
+        </w:rPr>
+        <w:t>T20_assets</w:t>
+      </w:r>
+    </w:p>
+    <w:p>
+      <w:pPr>
+        <w:pStyle w:val="Normal"/>
+        <w:bidi w:val="0"/>
+        <w:jc w:val="left"/>
+        <w:rPr/>
+      </w:pPr>
+      <w:r>
+        <w:rPr/>
+        <w:t>T20_id (ulid) PK</w:t>
+      </w:r>
+    </w:p>
+    <w:p>
+      <w:pPr>
+        <w:pStyle w:val="Normal"/>
+        <w:bidi w:val="0"/>
+        <w:jc w:val="left"/>
+        <w:rPr>
+          <w:highlight w:val="none"/>
+          <w:shd w:fill="FFFF00" w:val="clear"/>
+        </w:rPr>
+      </w:pPr>
+      <w:r>
+        <w:rPr>
+          <w:shd w:fill="FFFF00" w:val="clear"/>
+        </w:rPr>
+        <w:t>T20_tag (string) U</w:t>
+      </w:r>
+    </w:p>
+    <w:p>
+      <w:pPr>
+        <w:pStyle w:val="Normal"/>
+        <w:bidi w:val="0"/>
+        <w:jc w:val="left"/>
+        <w:rPr>
+          <w:highlight w:val="none"/>
+          <w:shd w:fill="FFFF00" w:val="clear"/>
+        </w:rPr>
+      </w:pPr>
+      <w:r>
+        <w:rPr>
+          <w:shd w:fill="FFFF00" w:val="clear"/>
+        </w:rPr>
+        <w:t>T20T21_category_id FK</w:t>
+      </w:r>
+    </w:p>
+    <w:p>
+      <w:pPr>
+        <w:pStyle w:val="Normal"/>
+        <w:bidi w:val="0"/>
+        <w:jc w:val="left"/>
+        <w:rPr>
+          <w:highlight w:val="none"/>
+          <w:shd w:fill="FFFF00" w:val="clear"/>
+        </w:rPr>
+      </w:pPr>
+      <w:r>
+        <w:rPr>
+          <w:shd w:fill="FFFF00" w:val="clear"/>
+        </w:rPr>
+        <w:t>T20)brand (string) null</w:t>
+      </w:r>
+    </w:p>
+    <w:p>
+      <w:pPr>
+        <w:pStyle w:val="Normal"/>
+        <w:bidi w:val="0"/>
+        <w:jc w:val="left"/>
+        <w:rPr>
+          <w:highlight w:val="none"/>
+          <w:shd w:fill="FFFF00" w:val="clear"/>
+        </w:rPr>
+      </w:pPr>
+      <w:r>
+        <w:rPr>
+          <w:shd w:fill="FFFF00" w:val="clear"/>
+        </w:rPr>
+        <w:t>T20_model (string) null</w:t>
+      </w:r>
+    </w:p>
+    <w:p>
+      <w:pPr>
+        <w:pStyle w:val="Normal"/>
+        <w:bidi w:val="0"/>
+        <w:jc w:val="left"/>
+        <w:rPr>
+          <w:highlight w:val="none"/>
+          <w:shd w:fill="FFFF00" w:val="clear"/>
+        </w:rPr>
+      </w:pPr>
+      <w:r>
+        <w:rPr>
+          <w:shd w:fill="FFFF00" w:val="clear"/>
+        </w:rPr>
+        <w:t>T20_serial_number (string) null U</w:t>
+      </w:r>
+    </w:p>
+    <w:p>
+      <w:pPr>
+        <w:pStyle w:val="Normal"/>
+        <w:bidi w:val="0"/>
+        <w:jc w:val="left"/>
+        <w:rPr>
+          <w:highlight w:val="none"/>
+          <w:shd w:fill="FFFF00" w:val="clear"/>
+        </w:rPr>
+      </w:pPr>
+      <w:r>
+        <w:rPr>
+          <w:shd w:fill="FFFF00" w:val="clear"/>
+        </w:rPr>
+        <w:t>T20_specifications (json) null</w:t>
+      </w:r>
+    </w:p>
+    <w:p>
+      <w:pPr>
+        <w:pStyle w:val="Normal"/>
+        <w:bidi w:val="0"/>
+        <w:jc w:val="left"/>
+        <w:rPr>
+          <w:highlight w:val="none"/>
+          <w:shd w:fill="FFFF00" w:val="clear"/>
+        </w:rPr>
+      </w:pPr>
+      <w:r>
+        <w:rPr>
+          <w:shd w:fill="FFFF00" w:val="clear"/>
+        </w:rPr>
+        <w:t>T20_status (string) default(‘pending’)</w:t>
+      </w:r>
+    </w:p>
+    <w:p>
+      <w:pPr>
+        <w:pStyle w:val="Normal"/>
+        <w:bidi w:val="0"/>
+        <w:jc w:val="left"/>
+        <w:rPr>
+          <w:highlight w:val="none"/>
+          <w:shd w:fill="auto" w:val="clear"/>
+        </w:rPr>
+      </w:pPr>
+      <w:r>
+        <w:rPr>
+          <w:shd w:fill="auto" w:val="clear"/>
+        </w:rPr>
+        <w:t>T20_created_at (timestamp) current</w:t>
+      </w:r>
+    </w:p>
+    <w:p>
+      <w:pPr>
+        <w:pStyle w:val="Normal"/>
+        <w:bidi w:val="0"/>
+        <w:jc w:val="left"/>
+        <w:rPr>
+          <w:highlight w:val="none"/>
+          <w:shd w:fill="auto" w:val="clear"/>
+        </w:rPr>
+      </w:pPr>
+      <w:r>
+        <w:rPr>
+          <w:shd w:fill="auto" w:val="clear"/>
+        </w:rPr>
+        <w:t>T20_updated_at (timestamp) current currentOnUpdate</w:t>
+      </w:r>
+    </w:p>
+    <w:p>
+      <w:pPr>
+        <w:pStyle w:val="Normal"/>
+        <w:bidi w:val="0"/>
+        <w:jc w:val="left"/>
+        <w:rPr>
+          <w:highlight w:val="none"/>
+          <w:shd w:fill="auto" w:val="clear"/>
+        </w:rPr>
+      </w:pPr>
+      <w:r>
+        <w:rPr>
+          <w:shd w:fill="auto" w:val="clear"/>
+        </w:rPr>
+      </w:r>
+    </w:p>
+    <w:p>
+      <w:pPr>
+        <w:pStyle w:val="Normal"/>
+        <w:bidi w:val="0"/>
+        <w:jc w:val="left"/>
+        <w:rPr>
+          <w:b/>
+          <w:b/>
+          <w:bCs/>
+          <w:highlight w:val="none"/>
+          <w:u w:val="single"/>
+          <w:shd w:fill="auto" w:val="clear"/>
+        </w:rPr>
+      </w:pPr>
+      <w:r>
+        <w:rPr>
+          <w:b/>
+          <w:bCs/>
+          <w:u w:val="single"/>
+          <w:shd w:fill="auto" w:val="clear"/>
+        </w:rPr>
+        <w:t>T30_requests</w:t>
+      </w:r>
+    </w:p>
+    <w:p>
+      <w:pPr>
+        <w:pStyle w:val="Normal"/>
+        <w:bidi w:val="0"/>
+        <w:jc w:val="left"/>
+        <w:rPr>
+          <w:b w:val="false"/>
+          <w:b w:val="false"/>
+          <w:bCs w:val="false"/>
+          <w:highlight w:val="none"/>
+          <w:u w:val="none"/>
+          <w:shd w:fill="auto" w:val="clear"/>
+        </w:rPr>
+      </w:pPr>
+      <w:r>
+        <w:rPr>
+          <w:b w:val="false"/>
+          <w:bCs w:val="false"/>
+          <w:u w:val="none"/>
+          <w:shd w:fill="auto" w:val="clear"/>
+        </w:rPr>
+        <w:t>T30_id (ulid) PK</w:t>
+      </w:r>
+    </w:p>
+    <w:p>
+      <w:pPr>
+        <w:pStyle w:val="Normal"/>
+        <w:bidi w:val="0"/>
+        <w:jc w:val="left"/>
+        <w:rPr>
+          <w:b w:val="false"/>
+          <w:b w:val="false"/>
+          <w:bCs w:val="false"/>
+          <w:highlight w:val="none"/>
+          <w:u w:val="none"/>
+          <w:shd w:fill="FFFF00" w:val="clear"/>
+        </w:rPr>
+      </w:pPr>
+      <w:r>
+        <w:rPr>
+          <w:b w:val="false"/>
+          <w:bCs w:val="false"/>
+          <w:u w:val="none"/>
+          <w:shd w:fill="FFFF00" w:val="clear"/>
+        </w:rPr>
+        <w:t>T30T10_user_id FK</w:t>
+      </w:r>
+    </w:p>
+    <w:p>
+      <w:pPr>
+        <w:pStyle w:val="Normal"/>
+        <w:bidi w:val="0"/>
+        <w:jc w:val="left"/>
+        <w:rPr>
+          <w:b w:val="false"/>
+          <w:b w:val="false"/>
+          <w:bCs w:val="false"/>
+          <w:highlight w:val="none"/>
+          <w:u w:val="none"/>
+          <w:shd w:fill="FFFF00" w:val="clear"/>
+        </w:rPr>
+      </w:pPr>
+      <w:r>
+        <w:rPr>
+          <w:b w:val="false"/>
+          <w:bCs w:val="false"/>
+          <w:u w:val="none"/>
+          <w:shd w:fill="FFFF00" w:val="clear"/>
+        </w:rPr>
+        <w:t>T30_reason (text)</w:t>
+      </w:r>
+    </w:p>
+    <w:p>
+      <w:pPr>
+        <w:pStyle w:val="Normal"/>
+        <w:bidi w:val="0"/>
+        <w:jc w:val="left"/>
+        <w:rPr>
+          <w:b w:val="false"/>
+          <w:b w:val="false"/>
+          <w:bCs w:val="false"/>
+          <w:highlight w:val="none"/>
+          <w:u w:val="none"/>
+          <w:shd w:fill="FFFF00" w:val="clear"/>
+        </w:rPr>
+      </w:pPr>
+      <w:r>
+        <w:rPr>
+          <w:b w:val="false"/>
+          <w:bCs w:val="false"/>
+          <w:u w:val="none"/>
+          <w:shd w:fill="FFFF00" w:val="clear"/>
+        </w:rPr>
+        <w:t>T30_start_date (date)</w:t>
+      </w:r>
+    </w:p>
+    <w:p>
+      <w:pPr>
+        <w:pStyle w:val="Normal"/>
+        <w:bidi w:val="0"/>
+        <w:jc w:val="left"/>
+        <w:rPr>
+          <w:b w:val="false"/>
+          <w:b w:val="false"/>
+          <w:bCs w:val="false"/>
+          <w:highlight w:val="none"/>
+          <w:u w:val="none"/>
+          <w:shd w:fill="FFFF00" w:val="clear"/>
+        </w:rPr>
+      </w:pPr>
+      <w:r>
+        <w:rPr>
+          <w:b w:val="false"/>
+          <w:bCs w:val="false"/>
+          <w:u w:val="none"/>
+          <w:shd w:fill="FFFF00" w:val="clear"/>
+        </w:rPr>
+        <w:t>T30_end_date (date)</w:t>
+      </w:r>
+    </w:p>
+    <w:p>
+      <w:pPr>
+        <w:pStyle w:val="Normal"/>
+        <w:bidi w:val="0"/>
+        <w:jc w:val="left"/>
+        <w:rPr>
+          <w:b w:val="false"/>
+          <w:b w:val="false"/>
+          <w:bCs w:val="false"/>
+          <w:highlight w:val="none"/>
+          <w:u w:val="none"/>
+          <w:shd w:fill="FFFF00" w:val="clear"/>
+        </w:rPr>
+      </w:pPr>
+      <w:r>
+        <w:rPr>
+          <w:b w:val="false"/>
+          <w:bCs w:val="false"/>
+          <w:u w:val="none"/>
+          <w:shd w:fill="FFFF00" w:val="clear"/>
+        </w:rPr>
+        <w:t>T30_scheduled_pickup_at (timestamp) null</w:t>
+      </w:r>
+    </w:p>
+    <w:p>
+      <w:pPr>
+        <w:pStyle w:val="Normal"/>
+        <w:bidi w:val="0"/>
+        <w:jc w:val="left"/>
+        <w:rPr>
+          <w:b w:val="false"/>
+          <w:b w:val="false"/>
+          <w:bCs w:val="false"/>
+          <w:highlight w:val="none"/>
+          <w:u w:val="none"/>
+          <w:shd w:fill="FFFF00" w:val="clear"/>
+        </w:rPr>
+      </w:pPr>
+      <w:r>
+        <w:rPr>
+          <w:b w:val="false"/>
+          <w:bCs w:val="false"/>
+          <w:u w:val="none"/>
+          <w:shd w:fill="FFFF00" w:val="clear"/>
+        </w:rPr>
+        <w:t>T30_location (string)</w:t>
+      </w:r>
+    </w:p>
+    <w:p>
+      <w:pPr>
+        <w:pStyle w:val="Normal"/>
+        <w:bidi w:val="0"/>
+        <w:jc w:val="left"/>
+        <w:rPr>
+          <w:b w:val="false"/>
+          <w:b w:val="false"/>
+          <w:bCs w:val="false"/>
+          <w:highlight w:val="none"/>
+          <w:u w:val="none"/>
+          <w:shd w:fill="FFFF00" w:val="clear"/>
+        </w:rPr>
+      </w:pPr>
+      <w:r>
+        <w:rPr>
+          <w:b w:val="false"/>
+          <w:bCs w:val="false"/>
+          <w:u w:val="none"/>
+          <w:shd w:fill="FFFF00" w:val="clear"/>
+        </w:rPr>
+        <w:t>T30_remark (text) null</w:t>
+      </w:r>
+    </w:p>
+    <w:p>
+      <w:pPr>
+        <w:pStyle w:val="Normal"/>
+        <w:bidi w:val="0"/>
+        <w:jc w:val="left"/>
+        <w:rPr>
+          <w:b w:val="false"/>
+          <w:b w:val="false"/>
+          <w:bCs w:val="false"/>
+          <w:highlight w:val="none"/>
+          <w:u w:val="none"/>
+          <w:shd w:fill="FFFF00" w:val="clear"/>
+        </w:rPr>
+      </w:pPr>
+      <w:r>
+        <w:rPr>
+          <w:b w:val="false"/>
+          <w:bCs w:val="false"/>
+          <w:u w:val="none"/>
+          <w:shd w:fill="FFFF00" w:val="clear"/>
+        </w:rPr>
+        <w:t>T30_type (string)</w:t>
+      </w:r>
+    </w:p>
+    <w:p>
+      <w:pPr>
+        <w:pStyle w:val="Normal"/>
+        <w:bidi w:val="0"/>
+        <w:jc w:val="left"/>
+        <w:rPr>
+          <w:b w:val="false"/>
+          <w:b w:val="false"/>
+          <w:bCs w:val="false"/>
+          <w:highlight w:val="none"/>
+          <w:u w:val="none"/>
+          <w:shd w:fill="FFFF00" w:val="clear"/>
+        </w:rPr>
+      </w:pPr>
+      <w:r>
+        <w:rPr>
+          <w:b w:val="false"/>
+          <w:bCs w:val="false"/>
+          <w:u w:val="none"/>
+          <w:shd w:fill="FFFF00" w:val="clear"/>
+        </w:rPr>
+        <w:t>T30T10_supported_by</w:t>
+      </w:r>
+      <w:r>
+        <w:rPr>
+          <w:b w:val="false"/>
+          <w:bCs w:val="false"/>
+          <w:u w:val="none"/>
+          <w:shd w:fill="FFFF00" w:val="clear"/>
+        </w:rPr>
+        <w:t>_id</w:t>
+      </w:r>
+      <w:r>
+        <w:rPr>
+          <w:b w:val="false"/>
+          <w:bCs w:val="false"/>
+          <w:u w:val="none"/>
+          <w:shd w:fill="FFFF00" w:val="clear"/>
+        </w:rPr>
+        <w:t xml:space="preserve"> FK</w:t>
+      </w:r>
+    </w:p>
+    <w:p>
+      <w:pPr>
+        <w:pStyle w:val="Normal"/>
+        <w:bidi w:val="0"/>
+        <w:jc w:val="left"/>
+        <w:rPr>
+          <w:b w:val="false"/>
+          <w:b w:val="false"/>
+          <w:bCs w:val="false"/>
+          <w:highlight w:val="none"/>
+          <w:u w:val="none"/>
+          <w:shd w:fill="FFFF00" w:val="clear"/>
+        </w:rPr>
+      </w:pPr>
+      <w:r>
+        <w:rPr>
+          <w:b w:val="false"/>
+          <w:bCs w:val="false"/>
+          <w:u w:val="none"/>
+          <w:shd w:fill="FFFF00" w:val="clear"/>
+        </w:rPr>
+        <w:t>T30_supported_comment (text)</w:t>
+      </w:r>
+    </w:p>
+    <w:p>
+      <w:pPr>
+        <w:pStyle w:val="Normal"/>
+        <w:bidi w:val="0"/>
+        <w:jc w:val="left"/>
+        <w:rPr>
+          <w:b w:val="false"/>
+          <w:b w:val="false"/>
+          <w:bCs w:val="false"/>
+          <w:highlight w:val="none"/>
+          <w:u w:val="none"/>
+          <w:shd w:fill="FFFF00" w:val="clear"/>
+        </w:rPr>
+      </w:pPr>
+      <w:r>
+        <w:rPr>
+          <w:b w:val="false"/>
+          <w:bCs w:val="false"/>
+          <w:u w:val="none"/>
+          <w:shd w:fill="FFFF00" w:val="clear"/>
+        </w:rPr>
+        <w:t>T30_supported_at (date)</w:t>
+      </w:r>
+    </w:p>
+    <w:p>
+      <w:pPr>
+        <w:pStyle w:val="Normal"/>
+        <w:bidi w:val="0"/>
+        <w:jc w:val="left"/>
+        <w:rPr>
+          <w:b w:val="false"/>
+          <w:b w:val="false"/>
+          <w:bCs w:val="false"/>
+          <w:highlight w:val="none"/>
+          <w:u w:val="none"/>
+          <w:shd w:fill="FFFF00" w:val="clear"/>
+        </w:rPr>
+      </w:pPr>
+      <w:r>
+        <w:rPr>
+          <w:b w:val="false"/>
+          <w:bCs w:val="false"/>
+          <w:u w:val="none"/>
+          <w:shd w:fill="FFFF00" w:val="clear"/>
+        </w:rPr>
+        <w:t>T30T10_approved_by</w:t>
+      </w:r>
+      <w:r>
+        <w:rPr>
+          <w:b w:val="false"/>
+          <w:bCs w:val="false"/>
+          <w:u w:val="none"/>
+          <w:shd w:fill="FFFF00" w:val="clear"/>
+        </w:rPr>
+        <w:t>_id</w:t>
+      </w:r>
+      <w:r>
+        <w:rPr>
+          <w:b w:val="false"/>
+          <w:bCs w:val="false"/>
+          <w:u w:val="none"/>
+          <w:shd w:fill="FFFF00" w:val="clear"/>
+        </w:rPr>
+        <w:t xml:space="preserve"> FK</w:t>
+      </w:r>
+    </w:p>
+    <w:p>
+      <w:pPr>
+        <w:pStyle w:val="Normal"/>
+        <w:bidi w:val="0"/>
+        <w:jc w:val="left"/>
+        <w:rPr>
+          <w:b w:val="false"/>
+          <w:b w:val="false"/>
+          <w:bCs w:val="false"/>
+          <w:highlight w:val="none"/>
+          <w:u w:val="none"/>
+          <w:shd w:fill="FFFF00" w:val="clear"/>
+        </w:rPr>
+      </w:pPr>
+      <w:r>
+        <w:rPr>
+          <w:b w:val="false"/>
+          <w:bCs w:val="false"/>
+          <w:u w:val="none"/>
+          <w:shd w:fill="FFFF00" w:val="clear"/>
+        </w:rPr>
+        <w:t>T30_approved_comment (text)</w:t>
+      </w:r>
+    </w:p>
+    <w:p>
+      <w:pPr>
+        <w:pStyle w:val="Normal"/>
+        <w:bidi w:val="0"/>
+        <w:jc w:val="left"/>
+        <w:rPr>
+          <w:b w:val="false"/>
+          <w:b w:val="false"/>
+          <w:bCs w:val="false"/>
+          <w:highlight w:val="none"/>
+          <w:u w:val="none"/>
+          <w:shd w:fill="FFFF00" w:val="clear"/>
+        </w:rPr>
+      </w:pPr>
+      <w:r>
+        <w:rPr>
+          <w:b w:val="false"/>
+          <w:bCs w:val="false"/>
+          <w:u w:val="none"/>
+          <w:shd w:fill="FFFF00" w:val="clear"/>
+        </w:rPr>
+        <w:t>T30_approved_at (date)</w:t>
+      </w:r>
+    </w:p>
+    <w:p>
+      <w:pPr>
+        <w:pStyle w:val="Normal"/>
+        <w:bidi w:val="0"/>
+        <w:jc w:val="left"/>
+        <w:rPr>
+          <w:highlight w:val="none"/>
+          <w:shd w:fill="auto" w:val="clear"/>
+        </w:rPr>
+      </w:pPr>
+      <w:r>
+        <w:rPr>
+          <w:shd w:fill="auto" w:val="clear"/>
+        </w:rPr>
+        <w:t>T30_created_at (timestamp) current</w:t>
+      </w:r>
+    </w:p>
+    <w:p>
+      <w:pPr>
+        <w:pStyle w:val="Normal"/>
+        <w:bidi w:val="0"/>
+        <w:jc w:val="left"/>
+        <w:rPr>
+          <w:highlight w:val="none"/>
+          <w:shd w:fill="auto" w:val="clear"/>
+        </w:rPr>
+      </w:pPr>
+      <w:r>
+        <w:rPr>
+          <w:shd w:fill="auto" w:val="clear"/>
+        </w:rPr>
+        <w:t>T30_updated_at (timestamp) current currentOnUpdate</w:t>
+      </w:r>
+    </w:p>
+    <w:p>
+      <w:pPr>
+        <w:pStyle w:val="Normal"/>
+        <w:bidi w:val="0"/>
+        <w:jc w:val="left"/>
+        <w:rPr>
+          <w:highlight w:val="none"/>
+          <w:shd w:fill="auto" w:val="clear"/>
+        </w:rPr>
+      </w:pPr>
+      <w:r>
+        <w:rPr>
+          <w:shd w:fill="auto" w:val="clear"/>
+        </w:rPr>
+      </w:r>
+    </w:p>
+    <w:p>
+      <w:pPr>
+        <w:pStyle w:val="Normal"/>
+        <w:bidi w:val="0"/>
+        <w:jc w:val="left"/>
+        <w:rPr>
+          <w:b/>
+          <w:b/>
+          <w:bCs/>
+          <w:highlight w:val="none"/>
+          <w:u w:val="single"/>
+          <w:shd w:fill="auto" w:val="clear"/>
+        </w:rPr>
+      </w:pPr>
+      <w:r>
+        <w:rPr>
+          <w:b/>
+          <w:bCs/>
+          <w:u w:val="single"/>
+          <w:shd w:fill="auto" w:val="clear"/>
+        </w:rPr>
+        <w:t>T31_request_asset</w:t>
+      </w:r>
+    </w:p>
+    <w:p>
+      <w:pPr>
+        <w:pStyle w:val="Normal"/>
+        <w:bidi w:val="0"/>
+        <w:jc w:val="left"/>
+        <w:rPr>
+          <w:highlight w:val="none"/>
+          <w:shd w:fill="auto" w:val="clear"/>
+        </w:rPr>
+      </w:pPr>
+      <w:r>
+        <w:rPr>
+          <w:shd w:fill="auto" w:val="clear"/>
+        </w:rPr>
+        <w:t>T31_id (ulid) PK</w:t>
+      </w:r>
+    </w:p>
+    <w:p>
+      <w:pPr>
+        <w:pStyle w:val="Normal"/>
+        <w:bidi w:val="0"/>
+        <w:jc w:val="left"/>
+        <w:rPr>
+          <w:highlight w:val="none"/>
+          <w:shd w:fill="FFFF00" w:val="clear"/>
+        </w:rPr>
+      </w:pPr>
+      <w:r>
+        <w:rPr>
+          <w:shd w:fill="FFFF00" w:val="clear"/>
+        </w:rPr>
+        <w:t>T33T30_request_id FK</w:t>
+      </w:r>
+    </w:p>
+    <w:p>
+      <w:pPr>
+        <w:pStyle w:val="Normal"/>
+        <w:bidi w:val="0"/>
+        <w:jc w:val="left"/>
+        <w:rPr>
+          <w:highlight w:val="none"/>
+          <w:shd w:fill="FFFF00" w:val="clear"/>
+        </w:rPr>
+      </w:pPr>
+      <w:r>
+        <w:rPr>
+          <w:shd w:fill="FFFF00" w:val="clear"/>
+        </w:rPr>
+        <w:t>T31T21_asset_category_id FK</w:t>
+      </w:r>
+    </w:p>
+    <w:p>
+      <w:pPr>
+        <w:pStyle w:val="Normal"/>
+        <w:bidi w:val="0"/>
+        <w:jc w:val="left"/>
+        <w:rPr>
+          <w:highlight w:val="none"/>
+          <w:shd w:fill="FFFF00" w:val="clear"/>
+        </w:rPr>
+      </w:pPr>
+      <w:r>
+        <w:rPr>
+          <w:shd w:fill="FFFF00" w:val="clear"/>
+        </w:rPr>
+        <w:t>T31_quantity (integer)</w:t>
+      </w:r>
+    </w:p>
+    <w:p>
+      <w:pPr>
+        <w:pStyle w:val="Normal"/>
+        <w:bidi w:val="0"/>
+        <w:jc w:val="left"/>
+        <w:rPr>
+          <w:highlight w:val="none"/>
+          <w:shd w:fill="auto" w:val="clear"/>
+        </w:rPr>
+      </w:pPr>
+      <w:r>
+        <w:rPr>
+          <w:shd w:fill="auto" w:val="clear"/>
+        </w:rPr>
+      </w:r>
+    </w:p>
+    <w:p>
+      <w:pPr>
+        <w:pStyle w:val="Normal"/>
+        <w:bidi w:val="0"/>
+        <w:jc w:val="left"/>
+        <w:rPr>
+          <w:b/>
+          <w:b/>
+          <w:bCs/>
+          <w:highlight w:val="none"/>
+          <w:u w:val="single"/>
+          <w:shd w:fill="auto" w:val="clear"/>
+        </w:rPr>
+      </w:pPr>
+      <w:r>
+        <w:rPr>
+          <w:b/>
+          <w:bCs/>
+          <w:u w:val="single"/>
+          <w:shd w:fill="auto" w:val="clear"/>
+        </w:rPr>
+        <w:t>T40_transactions</w:t>
+      </w:r>
+    </w:p>
+    <w:p>
+      <w:pPr>
+        <w:pStyle w:val="Normal"/>
+        <w:bidi w:val="0"/>
+        <w:jc w:val="left"/>
+        <w:rPr>
+          <w:highlight w:val="none"/>
+          <w:shd w:fill="auto" w:val="clear"/>
+        </w:rPr>
+      </w:pPr>
+      <w:r>
+        <w:rPr>
+          <w:shd w:fill="auto" w:val="clear"/>
+        </w:rPr>
+        <w:t>T40_id (ulid) PK</w:t>
+      </w:r>
+    </w:p>
+    <w:p>
+      <w:pPr>
+        <w:pStyle w:val="Normal"/>
+        <w:bidi w:val="0"/>
+        <w:jc w:val="left"/>
+        <w:rPr>
+          <w:highlight w:val="none"/>
+          <w:shd w:fill="FFFF00" w:val="clear"/>
+        </w:rPr>
+      </w:pPr>
+      <w:r>
+        <w:rPr>
+          <w:shd w:fill="FFFF00" w:val="clear"/>
+        </w:rPr>
+        <w:t>T40T30_request_id FK</w:t>
+      </w:r>
+    </w:p>
+    <w:p>
+      <w:pPr>
+        <w:pStyle w:val="Normal"/>
+        <w:bidi w:val="0"/>
+        <w:jc w:val="left"/>
+        <w:rPr>
+          <w:highlight w:val="none"/>
+          <w:shd w:fill="FFFF00" w:val="clear"/>
+        </w:rPr>
+      </w:pPr>
+      <w:r>
+        <w:rPr>
+          <w:shd w:fill="FFFF00" w:val="clear"/>
+        </w:rPr>
+        <w:t>T40T20_asset_id FK</w:t>
+      </w:r>
+    </w:p>
+    <w:p>
+      <w:pPr>
+        <w:pStyle w:val="Normal"/>
+        <w:bidi w:val="0"/>
+        <w:jc w:val="left"/>
+        <w:rPr>
+          <w:highlight w:val="none"/>
+          <w:shd w:fill="FFFF00" w:val="clear"/>
+        </w:rPr>
+      </w:pPr>
+      <w:r>
+        <w:rPr>
+          <w:shd w:fill="FFFF00" w:val="clear"/>
+        </w:rPr>
+        <w:t>T40_action (string)</w:t>
+      </w:r>
+    </w:p>
+    <w:p>
+      <w:pPr>
+        <w:pStyle w:val="Normal"/>
+        <w:bidi w:val="0"/>
+        <w:jc w:val="left"/>
+        <w:rPr>
+          <w:highlight w:val="none"/>
+          <w:shd w:fill="FFFF00" w:val="clear"/>
+        </w:rPr>
+      </w:pPr>
+      <w:r>
+        <w:rPr>
+          <w:shd w:fill="FFFF00" w:val="clear"/>
+        </w:rPr>
+        <w:t>T40T10_giver_id FK</w:t>
+      </w:r>
+    </w:p>
+    <w:p>
+      <w:pPr>
+        <w:pStyle w:val="Normal"/>
+        <w:bidi w:val="0"/>
+        <w:jc w:val="left"/>
+        <w:rPr>
+          <w:highlight w:val="none"/>
+          <w:shd w:fill="FFFF00" w:val="clear"/>
+        </w:rPr>
+      </w:pPr>
+      <w:r>
+        <w:rPr>
+          <w:shd w:fill="FFFF00" w:val="clear"/>
+        </w:rPr>
+        <w:t>T40T10_taker_id FK</w:t>
+      </w:r>
+    </w:p>
+    <w:p>
+      <w:pPr>
+        <w:pStyle w:val="Normal"/>
+        <w:bidi w:val="0"/>
+        <w:jc w:val="left"/>
+        <w:rPr>
+          <w:highlight w:val="none"/>
+          <w:shd w:fill="FFFF00" w:val="clear"/>
+        </w:rPr>
+      </w:pPr>
+      <w:r>
+        <w:rPr>
+          <w:shd w:fill="FFFF00" w:val="clear"/>
+        </w:rPr>
+        <w:t>T40T10_handler_id FK</w:t>
+      </w:r>
+    </w:p>
+    <w:p>
+      <w:pPr>
+        <w:pStyle w:val="Normal"/>
+        <w:bidi w:val="0"/>
+        <w:jc w:val="left"/>
+        <w:rPr>
+          <w:highlight w:val="none"/>
+          <w:shd w:fill="auto" w:val="clear"/>
+        </w:rPr>
+      </w:pPr>
+      <w:r>
+        <w:rPr>
+          <w:shd w:fill="auto" w:val="clear"/>
+        </w:rPr>
+        <w:t>T40_created_at (timestamp) current</w:t>
+      </w:r>
+    </w:p>
+    <w:p>
+      <w:pPr>
+        <w:pStyle w:val="Normal"/>
+        <w:bidi w:val="0"/>
+        <w:jc w:val="left"/>
+        <w:rPr>
+          <w:highlight w:val="none"/>
+          <w:shd w:fill="auto" w:val="clear"/>
+        </w:rPr>
+      </w:pPr>
+      <w:r>
+        <w:rPr>
+          <w:shd w:fill="auto" w:val="clear"/>
+        </w:rPr>
+        <w:t>T40_updated_at (timestamp) current currentOnUpdate</w:t>
+      </w:r>
+    </w:p>
+    <w:p>
+      <w:pPr>
+        <w:pStyle w:val="Normal"/>
+        <w:bidi w:val="0"/>
+        <w:jc w:val="left"/>
+        <w:rPr/>
+      </w:pPr>
+      <w:r>
+        <w:rPr/>
       </w:r>
       <w:r>
         <w:br w:type="page"/>
@@ -625,15 +1833,50 @@
       </w:r>
     </w:p>
     <w:sectPr>
+      <w:headerReference w:type="default" r:id="rId2"/>
+      <w:footerReference w:type="default" r:id="rId3"/>
       <w:type w:val="nextPage"/>
       <w:pgSz w:w="11906" w:h="16838"/>
-      <w:pgMar w:left="1134" w:right="1134" w:gutter="0" w:header="0" w:top="1134" w:footer="0" w:bottom="1134"/>
+      <w:pgMar w:left="1134" w:right="1134" w:gutter="0" w:header="1134" w:top="1693" w:footer="1134" w:bottom="1693"/>
       <w:pgNumType w:fmt="decimal"/>
       <w:formProt w:val="false"/>
       <w:textDirection w:val="lrTb"/>
+      <w:docGrid w:type="default" w:linePitch="100" w:charSpace="0"/>
     </w:sectPr>
   </w:body>
 </w:document>
+</file>
+
+<file path=word/footer1.xml><?xml version="1.0" encoding="utf-8"?>
+<w:ftr xmlns:o="urn:schemas-microsoft-com:office:office" xmlns:r="http://schemas.openxmlformats.org/officeDocument/2006/relationships" xmlns:v="urn:schemas-microsoft-com:vml" xmlns:w="http://schemas.openxmlformats.org/wordprocessingml/2006/main" xmlns:w10="urn:schemas-microsoft-com:office:word" xmlns:wp="http://schemas.openxmlformats.org/drawingml/2006/wordprocessingDrawing" xmlns:wps="http://schemas.microsoft.com/office/word/2010/wordprocessingShape" xmlns:wpg="http://schemas.microsoft.com/office/word/2010/wordprocessingGroup" xmlns:mc="http://schemas.openxmlformats.org/markup-compatibility/2006" xmlns:wp14="http://schemas.microsoft.com/office/word/2010/wordprocessingDrawing" xmlns:w14="http://schemas.microsoft.com/office/word/2010/wordml" xmlns:w15="http://schemas.microsoft.com/office/word/2012/wordml" mc:Ignorable="w14 wp14 w15">
+  <w:p>
+    <w:pPr>
+      <w:pStyle w:val="Header"/>
+      <w:jc w:val="right"/>
+      <w:rPr/>
+    </w:pPr>
+    <w:r>
+      <w:rPr/>
+      <w:t>Latest Update: 29/07/2026 13:00</w:t>
+    </w:r>
+  </w:p>
+</w:ftr>
+</file>
+
+<file path=word/header1.xml><?xml version="1.0" encoding="utf-8"?>
+<w:hdr xmlns:o="urn:schemas-microsoft-com:office:office" xmlns:r="http://schemas.openxmlformats.org/officeDocument/2006/relationships" xmlns:v="urn:schemas-microsoft-com:vml" xmlns:w="http://schemas.openxmlformats.org/wordprocessingml/2006/main" xmlns:w10="urn:schemas-microsoft-com:office:word" xmlns:wp="http://schemas.openxmlformats.org/drawingml/2006/wordprocessingDrawing" xmlns:wps="http://schemas.microsoft.com/office/word/2010/wordprocessingShape" xmlns:wpg="http://schemas.microsoft.com/office/word/2010/wordprocessingGroup" xmlns:mc="http://schemas.openxmlformats.org/markup-compatibility/2006" xmlns:wp14="http://schemas.microsoft.com/office/word/2010/wordprocessingDrawing" xmlns:w14="http://schemas.microsoft.com/office/word/2010/wordml" xmlns:w15="http://schemas.microsoft.com/office/word/2012/wordml" mc:Ignorable="w14 wp14 w15">
+  <w:p>
+    <w:pPr>
+      <w:pStyle w:val="Header"/>
+      <w:jc w:val="right"/>
+      <w:rPr/>
+    </w:pPr>
+    <w:r>
+      <w:rPr/>
+      <w:t>Author: Darwish Mat Zain</w:t>
+    </w:r>
+  </w:p>
+</w:hdr>
 </file>
 
 <file path=word/styles.xml><?xml version="1.0" encoding="utf-8"?>
@@ -650,7 +1893,6 @@
     </w:rPrDefault>
     <w:pPrDefault>
       <w:pPr>
-        <w:widowControl/>
         <w:suppressAutoHyphens w:val="true"/>
       </w:pPr>
     </w:pPrDefault>
@@ -660,7 +1902,10 @@
     <w:qFormat/>
     <w:pPr>
       <w:widowControl/>
+      <w:suppressAutoHyphens w:val="true"/>
       <w:bidi w:val="0"/>
+      <w:spacing w:before="0" w:after="0"/>
+      <w:jc w:val="left"/>
     </w:pPr>
     <w:rPr>
       <w:rFonts w:ascii="Liberation Serif" w:hAnsi="Liberation Serif" w:eastAsia="WenQuanYi Zen Hei" w:cs="FreeSans"/>
@@ -739,5 +1984,35 @@
     </w:pPr>
     <w:rPr/>
   </w:style>
+  <w:style w:type="paragraph" w:styleId="HeaderandFooter">
+    <w:name w:val="Header and Footer"/>
+    <w:basedOn w:val="Normal"/>
+    <w:qFormat/>
+    <w:pPr>
+      <w:suppressLineNumbers/>
+      <w:tabs>
+        <w:tab w:val="clear" w:pos="709"/>
+        <w:tab w:val="center" w:pos="4819" w:leader="none"/>
+        <w:tab w:val="right" w:pos="9638" w:leader="none"/>
+      </w:tabs>
+    </w:pPr>
+    <w:rPr/>
+  </w:style>
+  <w:style w:type="paragraph" w:styleId="Header">
+    <w:name w:val="Header"/>
+    <w:basedOn w:val="HeaderandFooter"/>
+    <w:pPr>
+      <w:suppressLineNumbers/>
+    </w:pPr>
+    <w:rPr/>
+  </w:style>
+  <w:style w:type="paragraph" w:styleId="Footer">
+    <w:name w:val="Footer"/>
+    <w:basedOn w:val="HeaderandFooter"/>
+    <w:pPr>
+      <w:suppressLineNumbers/>
+    </w:pPr>
+    <w:rPr/>
+  </w:style>
 </w:styles>
 </file>
--- a/design/technical-design-note.docx
+++ b/design/technical-design-note.docx
@@ -724,25 +724,7 @@
           <w:u w:val="none"/>
           <w:shd w:fill="FFFF00" w:val="clear"/>
         </w:rPr>
-        <w:t>T30T10_supported_by</w:t>
-      </w:r>
-      <w:r>
-        <w:rPr>
-          <w:b w:val="false"/>
-          <w:bCs w:val="false"/>
-          <w:u w:val="none"/>
-          <w:shd w:fill="FFFF00" w:val="clear"/>
-        </w:rPr>
-        <w:t>_id</w:t>
-      </w:r>
-      <w:r>
-        <w:rPr>
-          <w:b w:val="false"/>
-          <w:bCs w:val="false"/>
-          <w:u w:val="none"/>
-          <w:shd w:fill="FFFF00" w:val="clear"/>
-        </w:rPr>
-        <w:t xml:space="preserve"> FK</w:t>
+        <w:t>T30T10_supported_by_id FK</w:t>
       </w:r>
     </w:p>
     <w:p>
@@ -790,49 +772,91 @@
           <w:u w:val="none"/>
           <w:shd w:fill="FFFF00" w:val="clear"/>
         </w:rPr>
-        <w:t>T30_supported_at (date)</w:t>
-      </w:r>
-    </w:p>
-    <w:p>
-      <w:pPr>
-        <w:pStyle w:val="Normal"/>
-        <w:bidi w:val="0"/>
-        <w:jc w:val="left"/>
-        <w:rPr>
-          <w:b w:val="false"/>
-          <w:b w:val="false"/>
-          <w:bCs w:val="false"/>
-          <w:highlight w:val="none"/>
-          <w:u w:val="none"/>
-          <w:shd w:fill="FFFF00" w:val="clear"/>
-        </w:rPr>
-      </w:pPr>
-      <w:r>
-        <w:rPr>
-          <w:b w:val="false"/>
-          <w:bCs w:val="false"/>
-          <w:u w:val="none"/>
-          <w:shd w:fill="FFFF00" w:val="clear"/>
-        </w:rPr>
-        <w:t>T30T10_approved_by</w:t>
-      </w:r>
-      <w:r>
-        <w:rPr>
-          <w:b w:val="false"/>
-          <w:bCs w:val="false"/>
-          <w:u w:val="none"/>
-          <w:shd w:fill="FFFF00" w:val="clear"/>
-        </w:rPr>
-        <w:t>_id</w:t>
-      </w:r>
-      <w:r>
-        <w:rPr>
-          <w:b w:val="false"/>
-          <w:bCs w:val="false"/>
-          <w:u w:val="none"/>
-          <w:shd w:fill="FFFF00" w:val="clear"/>
-        </w:rPr>
-        <w:t xml:space="preserve"> FK</w:t>
+        <w:t>T30_supported_status(</w:t>
+      </w:r>
+      <w:r>
+        <w:rPr>
+          <w:b w:val="false"/>
+          <w:bCs w:val="false"/>
+          <w:u w:val="none"/>
+          <w:shd w:fill="FFFF00" w:val="clear"/>
+        </w:rPr>
+        <w:t>enum</w:t>
+      </w:r>
+      <w:r>
+        <w:rPr>
+          <w:b w:val="false"/>
+          <w:bCs w:val="false"/>
+          <w:u w:val="none"/>
+          <w:shd w:fill="FFFF00" w:val="clear"/>
+        </w:rPr>
+        <w:t>)</w:t>
+      </w:r>
+    </w:p>
+    <w:p>
+      <w:pPr>
+        <w:pStyle w:val="Normal"/>
+        <w:bidi w:val="0"/>
+        <w:jc w:val="left"/>
+        <w:rPr>
+          <w:b w:val="false"/>
+          <w:b w:val="false"/>
+          <w:bCs w:val="false"/>
+          <w:highlight w:val="none"/>
+          <w:u w:val="none"/>
+          <w:shd w:fill="FFFF00" w:val="clear"/>
+        </w:rPr>
+      </w:pPr>
+      <w:r>
+        <w:rPr>
+          <w:b w:val="false"/>
+          <w:bCs w:val="false"/>
+          <w:u w:val="none"/>
+          <w:shd w:fill="FFFF00" w:val="clear"/>
+        </w:rPr>
+        <w:t>T30_supported_at (</w:t>
+      </w:r>
+      <w:r>
+        <w:rPr>
+          <w:b w:val="false"/>
+          <w:bCs w:val="false"/>
+          <w:u w:val="none"/>
+          <w:shd w:fill="FFFF00" w:val="clear"/>
+        </w:rPr>
+        <w:t>timestamp</w:t>
+      </w:r>
+      <w:r>
+        <w:rPr>
+          <w:b w:val="false"/>
+          <w:bCs w:val="false"/>
+          <w:u w:val="none"/>
+          <w:shd w:fill="FFFF00" w:val="clear"/>
+        </w:rPr>
+        <w:t>)</w:t>
+      </w:r>
+    </w:p>
+    <w:p>
+      <w:pPr>
+        <w:pStyle w:val="Normal"/>
+        <w:bidi w:val="0"/>
+        <w:jc w:val="left"/>
+        <w:rPr>
+          <w:b w:val="false"/>
+          <w:b w:val="false"/>
+          <w:bCs w:val="false"/>
+          <w:highlight w:val="none"/>
+          <w:u w:val="none"/>
+          <w:shd w:fill="FFFF00" w:val="clear"/>
+        </w:rPr>
+      </w:pPr>
+      <w:r>
+        <w:rPr>
+          <w:b w:val="false"/>
+          <w:bCs w:val="false"/>
+          <w:u w:val="none"/>
+          <w:shd w:fill="FFFF00" w:val="clear"/>
+        </w:rPr>
+        <w:t>T30T10_approved_by_id FK</w:t>
       </w:r>
     </w:p>
     <w:p>
@@ -880,7 +904,91 @@
           <w:u w:val="none"/>
           <w:shd w:fill="FFFF00" w:val="clear"/>
         </w:rPr>
-        <w:t>T30_approved_at (date)</w:t>
+        <w:t>T30_approved_status(</w:t>
+      </w:r>
+      <w:r>
+        <w:rPr>
+          <w:b w:val="false"/>
+          <w:bCs w:val="false"/>
+          <w:u w:val="none"/>
+          <w:shd w:fill="FFFF00" w:val="clear"/>
+        </w:rPr>
+        <w:t>enum</w:t>
+      </w:r>
+      <w:r>
+        <w:rPr>
+          <w:b w:val="false"/>
+          <w:bCs w:val="false"/>
+          <w:u w:val="none"/>
+          <w:shd w:fill="FFFF00" w:val="clear"/>
+        </w:rPr>
+        <w:t>)</w:t>
+      </w:r>
+    </w:p>
+    <w:p>
+      <w:pPr>
+        <w:pStyle w:val="Normal"/>
+        <w:bidi w:val="0"/>
+        <w:jc w:val="left"/>
+        <w:rPr>
+          <w:b w:val="false"/>
+          <w:b w:val="false"/>
+          <w:bCs w:val="false"/>
+          <w:highlight w:val="none"/>
+          <w:u w:val="none"/>
+          <w:shd w:fill="FFFF00" w:val="clear"/>
+        </w:rPr>
+      </w:pPr>
+      <w:r>
+        <w:rPr>
+          <w:b w:val="false"/>
+          <w:bCs w:val="false"/>
+          <w:u w:val="none"/>
+          <w:shd w:fill="FFFF00" w:val="clear"/>
+        </w:rPr>
+        <w:t>T30_approved_at (</w:t>
+      </w:r>
+      <w:r>
+        <w:rPr>
+          <w:b w:val="false"/>
+          <w:bCs w:val="false"/>
+          <w:u w:val="none"/>
+          <w:shd w:fill="FFFF00" w:val="clear"/>
+        </w:rPr>
+        <w:t>timestamp</w:t>
+      </w:r>
+      <w:r>
+        <w:rPr>
+          <w:b w:val="false"/>
+          <w:bCs w:val="false"/>
+          <w:u w:val="none"/>
+          <w:shd w:fill="FFFF00" w:val="clear"/>
+        </w:rPr>
+        <w:t>)</w:t>
+      </w:r>
+    </w:p>
+    <w:p>
+      <w:pPr>
+        <w:pStyle w:val="Normal"/>
+        <w:bidi w:val="0"/>
+        <w:jc w:val="left"/>
+        <w:rPr>
+          <w:b w:val="false"/>
+          <w:b w:val="false"/>
+          <w:bCs w:val="false"/>
+          <w:highlight w:val="none"/>
+          <w:u w:val="none"/>
+          <w:shd w:fill="FFFF00" w:val="clear"/>
+        </w:rPr>
+      </w:pPr>
+      <w:r>
+        <w:rPr>
+          <w:b w:val="false"/>
+          <w:bCs w:val="false"/>
+          <w:u w:val="none"/>
+          <w:shd w:fill="FFFF00" w:val="clear"/>
+        </w:rPr>
+        <w:t>T30_status(enum)</w:t>
       </w:r>
     </w:p>
     <w:p>
